--- a/templates/modif-traite-apport.docx
+++ b/templates/modif-traite-apport.docx
@@ -12884,186 +12884,27 @@
 </file>
 
 <file path=word/styles.xml><?xml version="1.0" encoding="utf-8"?>
-<w:styles xmlns:mc="http://schemas.openxmlformats.org/markup-compatibility/2006" xmlns:o="urn:schemas-microsoft-com:office:office" xmlns:r="http://schemas.openxmlformats.org/officeDocument/2006/relationships" xmlns:m="http://schemas.openxmlformats.org/officeDocument/2006/math" xmlns:v="urn:schemas-microsoft-com:vml" xmlns:wp="http://schemas.openxmlformats.org/drawingml/2006/wordprocessingDrawing" xmlns:w10="urn:schemas-microsoft-com:office:word" xmlns:w="http://schemas.openxmlformats.org/wordprocessingml/2006/main" xmlns:wne="http://schemas.microsoft.com/office/word/2006/wordml" xmlns:sl="http://schemas.openxmlformats.org/schemaLibrary/2006/main" xmlns:a="http://schemas.openxmlformats.org/drawingml/2006/main" xmlns:pic="http://schemas.openxmlformats.org/drawingml/2006/picture" xmlns:c="http://schemas.openxmlformats.org/drawingml/2006/chart" xmlns:lc="http://schemas.openxmlformats.org/drawingml/2006/lockedCanvas" xmlns:dgm="http://schemas.openxmlformats.org/drawingml/2006/diagram" xmlns:wps="http://schemas.microsoft.com/office/word/2010/wordprocessingShape" xmlns:wpg="http://schemas.microsoft.com/office/word/2010/wordprocessingGroup" xmlns:w14="http://schemas.microsoft.com/office/word/2010/wordml" xmlns:w15="http://schemas.microsoft.com/office/word/2012/wordml" xmlns:w16="http://schemas.microsoft.com/office/word/2018/wordml" xmlns:w16cex="http://schemas.microsoft.com/office/word/2018/wordml/cex" xmlns:w16cid="http://schemas.microsoft.com/office/word/2016/wordml/cid" xmlns="http://schemas.microsoft.com/office/tasks/2019/documenttasks" xmlns:cr="http://schemas.microsoft.com/office/comments/2020/reactions">
+<w:styles xmlns:w="http://schemas.openxmlformats.org/wordprocessingml/2006/main">
   <w:docDefaults>
     <w:rPrDefault>
       <w:rPr>
-        <w:rFonts w:ascii="Arial" w:cs="Arial" w:eastAsia="Arial" w:hAnsi="Arial"/>
+        <w:rFonts w:ascii="Cambria" w:hAnsi="Cambria" w:eastAsia="Cambria" w:cs="Cambria"/>
         <w:sz w:val="22"/>
         <w:szCs w:val="22"/>
+        <w:lang w:val="fr-FR"/>
       </w:rPr>
     </w:rPrDefault>
     <w:pPrDefault>
       <w:pPr>
-        <w:spacing w:line="276" w:lineRule="auto"/>
+        <w:widowControl/>
+        <w:spacing w:after="160" w:line="276" w:lineRule="auto"/>
+        <w:jc w:val="both"/>
       </w:pPr>
     </w:pPrDefault>
   </w:docDefaults>
-  <w:style w:type="table" w:styleId="TableNormal" w:default="1">
-    <w:name w:val="TableNormal"/>
-    <w:tblPr>
-      <w:tblCellMar>
-        <w:top w:w="100.0" w:type="dxa"/>
-        <w:left w:w="100.0" w:type="dxa"/>
-        <w:bottom w:w="100.0" w:type="dxa"/>
-        <w:right w:w="100.0" w:type="dxa"/>
-      </w:tblCellMar>
-    </w:tblPr>
-  </w:style>
-  <w:style w:type="paragraph" w:styleId="Normal" w:default="1">
-    <w:name w:val="normal"/>
-  </w:style>
-  <w:style w:type="paragraph" w:styleId="Heading1">
-    <w:name w:val="heading 1"/>
-    <w:basedOn w:val="Normal"/>
-    <w:next w:val="Normal"/>
-    <w:pPr>
-      <w:keepNext w:val="1"/>
-      <w:keepLines w:val="1"/>
-      <w:pageBreakBefore w:val="0"/>
-      <w:spacing w:after="120" w:before="480" w:lineRule="auto"/>
-    </w:pPr>
-    <w:rPr>
-      <w:b w:val="1"/>
-      <w:bCs w:val="1"/>
-      <w:sz w:val="48"/>
-      <w:szCs w:val="48"/>
-    </w:rPr>
-  </w:style>
-  <w:style w:type="paragraph" w:styleId="Heading2">
-    <w:name w:val="heading 2"/>
-    <w:basedOn w:val="Normal"/>
-    <w:next w:val="Normal"/>
-    <w:pPr>
-      <w:keepNext w:val="1"/>
-      <w:keepLines w:val="1"/>
-      <w:pageBreakBefore w:val="0"/>
-      <w:spacing w:after="80" w:before="360" w:lineRule="auto"/>
-    </w:pPr>
-    <w:rPr>
-      <w:b w:val="1"/>
-      <w:bCs w:val="1"/>
-      <w:sz w:val="36"/>
-      <w:szCs w:val="36"/>
-    </w:rPr>
-  </w:style>
-  <w:style w:type="paragraph" w:styleId="Heading3">
-    <w:name w:val="heading 3"/>
-    <w:basedOn w:val="Normal"/>
-    <w:next w:val="Normal"/>
-    <w:pPr>
-      <w:keepNext w:val="1"/>
-      <w:keepLines w:val="1"/>
-      <w:pageBreakBefore w:val="0"/>
-      <w:spacing w:after="80" w:before="280" w:lineRule="auto"/>
-    </w:pPr>
-    <w:rPr>
-      <w:b w:val="1"/>
-      <w:bCs w:val="1"/>
-      <w:sz w:val="28"/>
-      <w:szCs w:val="28"/>
-    </w:rPr>
-  </w:style>
-  <w:style w:type="paragraph" w:styleId="Heading4">
-    <w:name w:val="heading 4"/>
-    <w:basedOn w:val="Normal"/>
-    <w:next w:val="Normal"/>
-    <w:pPr>
-      <w:keepNext w:val="1"/>
-      <w:keepLines w:val="1"/>
-      <w:pageBreakBefore w:val="0"/>
-      <w:spacing w:after="40" w:before="240" w:lineRule="auto"/>
-    </w:pPr>
-    <w:rPr>
-      <w:b w:val="1"/>
-      <w:bCs w:val="1"/>
-      <w:sz w:val="24"/>
-      <w:szCs w:val="24"/>
-    </w:rPr>
-  </w:style>
-  <w:style w:type="paragraph" w:styleId="Heading5">
-    <w:name w:val="heading 5"/>
-    <w:basedOn w:val="Normal"/>
-    <w:next w:val="Normal"/>
-    <w:pPr>
-      <w:keepNext w:val="1"/>
-      <w:keepLines w:val="1"/>
-      <w:pageBreakBefore w:val="0"/>
-      <w:spacing w:after="40" w:before="220" w:lineRule="auto"/>
-    </w:pPr>
-    <w:rPr>
-      <w:b w:val="1"/>
-      <w:bCs w:val="1"/>
-      <w:sz w:val="22"/>
-      <w:szCs w:val="22"/>
-    </w:rPr>
-  </w:style>
-  <w:style w:type="paragraph" w:styleId="Heading6">
-    <w:name w:val="heading 6"/>
-    <w:basedOn w:val="Normal"/>
-    <w:next w:val="Normal"/>
-    <w:pPr>
-      <w:keepNext w:val="1"/>
-      <w:keepLines w:val="1"/>
-      <w:pageBreakBefore w:val="0"/>
-      <w:spacing w:after="40" w:before="200" w:lineRule="auto"/>
-    </w:pPr>
-    <w:rPr>
-      <w:b w:val="1"/>
-      <w:bCs w:val="1"/>
-      <w:sz w:val="20"/>
-      <w:szCs w:val="20"/>
-    </w:rPr>
-  </w:style>
-  <w:style w:type="paragraph" w:styleId="Title">
-    <w:name w:val="Title"/>
-    <w:basedOn w:val="Normal"/>
-    <w:next w:val="Normal"/>
-    <w:pPr>
-      <w:keepNext w:val="1"/>
-      <w:keepLines w:val="1"/>
-      <w:pageBreakBefore w:val="0"/>
-      <w:spacing w:after="120" w:before="480" w:lineRule="auto"/>
-    </w:pPr>
-    <w:rPr>
-      <w:b w:val="1"/>
-      <w:bCs w:val="1"/>
-      <w:sz w:val="72"/>
-      <w:szCs w:val="72"/>
-    </w:rPr>
-  </w:style>
-  <w:style w:type="table" w:styleId="TableNormal" w:default="1">
-    <w:name w:val="TableNormal"/>
-    <w:tblPr>
-      <w:tblCellMar>
-        <w:top w:w="100.0" w:type="dxa"/>
-        <w:left w:w="100.0" w:type="dxa"/>
-        <w:bottom w:w="100.0" w:type="dxa"/>
-        <w:right w:w="100.0" w:type="dxa"/>
-      </w:tblCellMar>
-    </w:tblPr>
-  </w:style>
-  <w:style w:type="paragraph" w:styleId="Normal" w:default="1">
-    <w:name w:val="normal"/>
-  </w:style>
-  <w:style w:type="paragraph" w:styleId="Subtitle">
-    <w:name w:val="Subtitle"/>
-    <w:basedOn w:val="Normal"/>
-    <w:next w:val="Normal"/>
-    <w:pPr>
-      <w:keepNext w:val="1"/>
-      <w:keepLines w:val="1"/>
-      <w:pageBreakBefore w:val="0"/>
-      <w:spacing w:after="80" w:before="360" w:lineRule="auto"/>
-    </w:pPr>
-    <w:rPr>
-      <w:rFonts w:ascii="Georgia" w:cs="Georgia" w:eastAsia="Georgia" w:hAnsi="Georgia"/>
-      <w:i w:val="1"/>
-      <w:iCs w:val="1"/>
-      <w:color w:val="666666"/>
-      <w:sz w:val="48"/>
-      <w:szCs w:val="48"/>
-    </w:rPr>
+  <w:style w:type="paragraph" w:default="1" w:styleId="Normal">
+    <w:name w:val="Normal"/>
+    <w:qFormat/>
   </w:style>
 </w:styles>
 </file>

--- a/templates/modif-traite-apport.docx
+++ b/templates/modif-traite-apport.docx
@@ -2459,7 +2459,7 @@
           <w:vertAlign w:val="baseline"/>
           <w:rtl w:val="0"/>
         </w:rPr>
-        <w:t xml:space="preserve">{{FORME_EN_CLAIR}} au capital de {{CAPITAL_FORMATE}} euros, dont le siège social est situé {{SIEGE_SOCIAL}}, immatriculée au Registre du Commerce et des Sociétés {{RCS_DE}} sous le numéro {{SIREN}},</w:t>
+        <w:t xml:space="preserve">{{FORME_EN_CLAIR_CAPITALE}} au capital de {{CAPITAL_FORMATE}} euros, dont le siège social est situé {{SIEGE_SOCIAL}}, immatriculée au Registre du Commerce et des Sociétés {{RCS_DE}} sous le numéro {{SIREN}},</w:t>
       </w:r>
       <w:r>
         <w:rPr>
